--- a/zht/docx/63.content.docx
+++ b/zht/docx/63.content.docx
@@ -28,19 +28,18 @@
       </w:r>
     </w:p>
     <w:p>
-      <w:pPr>
-        <w:pStyle w:val="Heading2"/>
-      </w:pPr>
-      <w:r>
-        <w:rPr>
-          <w:lang w:val="zh_TW" w:bidi="zh_TW"/>
-        </w:rPr>
-        <w:t>License Information</w:t>
-      </w:r>
-      <w:r>
-        <w:rPr>
-          <w:lang w:val="zh_TW" w:bidi="zh_TW"/>
-        </w:rPr>
+      <w:pPr/>
+      <w:r>
+        <w:rPr>
+          <w:lang w:val="zh_TW" w:bidi="zh_TW"/>
+        </w:rPr>
+      </w:r>
+      <w:r>
+        <w:rPr>
+          <w:b/>
+          <w:lang w:val="zh_TW" w:bidi="zh_TW"/>
+        </w:rPr>
+        <w:t>Aquifer Open Study Notes</w:t>
       </w:r>
     </w:p>
     <w:p>
@@ -52,22 +51,9 @@
       </w:r>
       <w:r>
         <w:rPr>
-          <w:b/>
-          <w:lang w:val="zh_TW" w:bidi="zh_TW"/>
-        </w:rPr>
-        <w:t>研讀筆記 (Tyndale)</w:t>
-      </w:r>
-      <w:r>
-        <w:rPr>
-          <w:lang w:val="zh_TW" w:bidi="zh_TW"/>
-        </w:rPr>
-        <w:t xml:space="preserve"> (Chinese (Traditional)) is based on</w:t>
-      </w:r>
-      <w:r>
-        <w:rPr>
-          <w:lang w:val="zh_TW" w:bidi="zh_TW"/>
-        </w:rPr>
-        <w:t xml:space="preserve">: </w:t>
+          <w:lang w:val="zh_TW" w:bidi="zh_TW"/>
+        </w:rPr>
+        <w:t xml:space="preserve">This work is an adaptation of </w:t>
       </w:r>
       <w:r>
         <w:rPr>
@@ -79,48 +65,19 @@
         <w:rPr>
           <w:lang w:val="zh_TW" w:bidi="zh_TW"/>
         </w:rPr>
-        <w:t xml:space="preserve">, </w:t>
-      </w:r>
-      <w:hyperlink r:id="rId13">
-        <w:r>
-          <w:rPr>
-            <w:lang w:val="zh_TW" w:bidi="zh_TW"/>
-          </w:rPr>
-          <w:rPr>
-            <w:color w:val="0000EE"/>
-            <w:u w:val="single"/>
-          </w:rPr>
-          <w:t>Tyndale House Publishers</w:t>
-        </w:r>
-      </w:hyperlink>
-      <w:r>
-        <w:rPr>
-          <w:lang w:val="zh_TW" w:bidi="zh_TW"/>
-        </w:rPr>
-        <w:t xml:space="preserve">, 2019, which is licensed under a </w:t>
-      </w:r>
-      <w:hyperlink r:id="rId14">
-        <w:r>
-          <w:rPr>
-            <w:lang w:val="zh_TW" w:bidi="zh_TW"/>
-          </w:rPr>
-          <w:rPr>
-            <w:color w:val="0000EE"/>
-            <w:u w:val="single"/>
-          </w:rPr>
-          <w:t>CC BY-SA 4.0 license</w:t>
-        </w:r>
-      </w:hyperlink>
-      <w:r>
-        <w:rPr>
-          <w:lang w:val="zh_TW" w:bidi="zh_TW"/>
-        </w:rPr>
-        <w:t>.</w:t>
-      </w:r>
-      <w:r>
-        <w:rPr>
-          <w:lang w:val="zh_TW" w:bidi="zh_TW"/>
-        </w:rPr>
+        <w:t xml:space="preserve"> © 2023 Tyndale House Publishers, licensed under the CC BY-SA 4.0 license. The adaptation, </w:t>
+      </w:r>
+      <w:r>
+        <w:rPr>
+          <w:lang w:val="zh_TW" w:bidi="zh_TW"/>
+        </w:rPr>
+        <w:t>Aquifer Open Study Notes</w:t>
+      </w:r>
+      <w:r>
+        <w:rPr>
+          <w:lang w:val="zh_TW" w:bidi="zh_TW"/>
+        </w:rPr>
+        <w:t>, was created by Mission Mutual and is also licensed under CC BY-SA 4.0.</w:t>
       </w:r>
     </w:p>
     <w:p>
@@ -134,7 +91,7 @@
         <w:rPr>
           <w:lang w:val="zh_TW" w:bidi="zh_TW"/>
         </w:rPr>
-        <w:t>This PDF version is provided under the same license.</w:t>
+        <w:t>This resource has been adapted into multiple languages, including English, Tok Pisin, Arabic (عربي), French (Français), Hindi (हिंदी), Indonesian (Bahasa Indonesia), Portuguese (Português), Russian (Русский), Spanish (Español), Swahili (Kiswahili), and Simplified Chinese (简体中文).</w:t>
       </w:r>
       <w:r>
         <w:rPr>
@@ -344,7 +301,7 @@
         </w:rPr>
         <w:t>寫信給蒙揀選的太太（希臘文kuria）和她的兒女：kuria可能是某個人的名字；但它更有可能是指某個特定的地方教會及其信徒（參</w:t>
       </w:r>
-      <w:hyperlink r:id="rId15">
+      <w:hyperlink r:id="rId13">
         <w:r>
           <w:rPr>
             <w:lang w:val="zh_TW" w:bidi="zh_TW"/>
@@ -380,7 +337,7 @@
         </w:rPr>
         <w:t>就是我誠心所愛的：這可能是指「真正的愛」（見</w:t>
       </w:r>
-      <w:hyperlink r:id="rId16">
+      <w:hyperlink r:id="rId14">
         <w:r>
           <w:rPr>
             <w:lang w:val="zh_TW" w:bidi="zh_TW"/>
@@ -398,7 +355,7 @@
         </w:rPr>
         <w:t>），或更有可能是指那些同樣承認關於基督真理之人彼此的愛，以與假教師的謊言作出對比（</w:t>
       </w:r>
-      <w:hyperlink r:id="rId17">
+      <w:hyperlink r:id="rId15">
         <w:r>
           <w:rPr>
             <w:lang w:val="zh_TW" w:bidi="zh_TW"/>
@@ -416,7 +373,7 @@
         </w:rPr>
         <w:t>；見</w:t>
       </w:r>
-      <w:hyperlink r:id="rId18">
+      <w:hyperlink r:id="rId16">
         <w:r>
           <w:rPr>
             <w:lang w:val="zh_TW" w:bidi="zh_TW"/>
@@ -504,7 +461,7 @@
         </w:rPr>
         <w:t>約翰在這段簡短的介紹中提到四次真理，並在</w:t>
       </w:r>
-      <w:hyperlink r:id="rId19">
+      <w:hyperlink r:id="rId17">
         <w:r>
           <w:rPr>
             <w:lang w:val="zh_TW" w:bidi="zh_TW"/>
@@ -570,7 +527,7 @@
         </w:rPr>
         <w:t>基督徒的愛植根於認識真理。存在我們裏面的真理不只是事實或教義；它是神的同在（見</w:t>
       </w:r>
-      <w:hyperlink r:id="rId20">
+      <w:hyperlink r:id="rId18">
         <w:r>
           <w:rPr>
             <w:lang w:val="zh_TW" w:bidi="zh_TW"/>
@@ -684,7 +641,7 @@
         </w:rPr>
         <w:t>約翰現在將他在引言中提到的真理和愛心（</w:t>
       </w:r>
-      <w:hyperlink r:id="rId21">
+      <w:hyperlink r:id="rId19">
         <w:r>
           <w:rPr>
             <w:lang w:val="zh_TW" w:bidi="zh_TW"/>
@@ -702,7 +659,7 @@
         </w:rPr>
         <w:t>）應用在讀者的處境中。活在真理和愛心中意味著要與真基督徒相交（</w:t>
       </w:r>
-      <w:hyperlink r:id="rId22">
+      <w:hyperlink r:id="rId20">
         <w:r>
           <w:rPr>
             <w:lang w:val="zh_TW" w:bidi="zh_TW"/>
@@ -720,7 +677,7 @@
         </w:rPr>
         <w:t>），但同時也要分辨假教師，不要聽從或幫助他們（</w:t>
       </w:r>
-      <w:hyperlink r:id="rId23">
+      <w:hyperlink r:id="rId21">
         <w:r>
           <w:rPr>
             <w:lang w:val="zh_TW" w:bidi="zh_TW"/>
@@ -863,7 +820,7 @@
         </w:rPr>
         <w:t>因為世上有許多迷惑人的出來：幻影說主義者否認耶穌基督是以真實的身體臨到。約翰在他的第一封信中駁斥了這種異端（見</w:t>
       </w:r>
-      <w:hyperlink r:id="rId24">
+      <w:hyperlink r:id="rId22">
         <w:r>
           <w:rPr>
             <w:lang w:val="zh_TW" w:bidi="zh_TW"/>
@@ -959,7 +916,7 @@
         </w:rPr>
         <w:t>（</w:t>
       </w:r>
-      <w:hyperlink r:id="rId25">
+      <w:hyperlink r:id="rId23">
         <w:r>
           <w:rPr>
             <w:lang w:val="zh_TW" w:bidi="zh_TW"/>
@@ -1099,7 +1056,7 @@
         </w:rPr>
         <w:t>信徒不應該接待那些不教導基督真理的人進入他們的家中。初代教會是在家中聚會的（見</w:t>
       </w:r>
-      <w:hyperlink r:id="rId26">
+      <w:hyperlink r:id="rId24">
         <w:r>
           <w:rPr>
             <w:lang w:val="zh_TW" w:bidi="zh_TW"/>
@@ -1117,7 +1074,7 @@
         </w:rPr>
         <w:t>，</w:t>
       </w:r>
-      <w:hyperlink r:id="rId27">
+      <w:hyperlink r:id="rId25">
         <w:r>
           <w:rPr>
             <w:lang w:val="zh_TW" w:bidi="zh_TW"/>
@@ -1135,7 +1092,7 @@
         </w:rPr>
         <w:t>，</w:t>
       </w:r>
-      <w:hyperlink r:id="rId28">
+      <w:hyperlink r:id="rId26">
         <w:r>
           <w:rPr>
             <w:lang w:val="zh_TW" w:bidi="zh_TW"/>
@@ -1153,7 +1110,7 @@
         </w:rPr>
         <w:t>，</w:t>
       </w:r>
-      <w:hyperlink r:id="rId29">
+      <w:hyperlink r:id="rId27">
         <w:r>
           <w:rPr>
             <w:lang w:val="zh_TW" w:bidi="zh_TW"/>
@@ -1171,7 +1128,7 @@
         </w:rPr>
         <w:t>、</w:t>
       </w:r>
-      <w:hyperlink r:id="rId30">
+      <w:hyperlink r:id="rId28">
         <w:r>
           <w:rPr>
             <w:lang w:val="zh_TW" w:bidi="zh_TW"/>
@@ -1189,7 +1146,7 @@
         </w:rPr>
         <w:t>；</w:t>
       </w:r>
-      <w:hyperlink r:id="rId31">
+      <w:hyperlink r:id="rId29">
         <w:r>
           <w:rPr>
             <w:lang w:val="zh_TW" w:bidi="zh_TW"/>
@@ -1207,7 +1164,7 @@
         </w:rPr>
         <w:t>；</w:t>
       </w:r>
-      <w:hyperlink r:id="rId32">
+      <w:hyperlink r:id="rId30">
         <w:r>
           <w:rPr>
             <w:lang w:val="zh_TW" w:bidi="zh_TW"/>
@@ -1302,7 +1259,7 @@
         </w:rPr>
         <w:t>另見</w:t>
       </w:r>
-      <w:hyperlink r:id="rId33">
+      <w:hyperlink r:id="rId31">
         <w:r>
           <w:rPr>
             <w:lang w:val="zh_TW" w:bidi="zh_TW"/>
@@ -1386,7 +1343,7 @@
         </w:rPr>
         <w:t>你那蒙揀選之姊妹的兒女：這指的可能是以弗所的教會及成員，而約翰正待在他們那裡（見</w:t>
       </w:r>
-      <w:hyperlink r:id="rId34">
+      <w:hyperlink r:id="rId32">
         <w:r>
           <w:rPr>
             <w:lang w:val="zh_TW" w:bidi="zh_TW"/>

--- a/zht/docx/63.content.docx
+++ b/zht/docx/63.content.docx
@@ -163,13 +163,6 @@
         <w:rPr>
           <w:lang w:val="zh_TW" w:bidi="zh_TW"/>
         </w:rPr>
-      </w:r>
-      <w:r>
-        <w:rPr>
-          <w:i/>
-          <w:lang w:val="zh_TW" w:bidi="zh_TW"/>
-        </w:rPr>
-        <w:t>約翰二書 1:1, 約翰二書 1:1–3, 約翰二書 1:2, 約翰二書 1:3, 約翰二書 1:4–11, 約翰二書 1:5, 約翰二書 1:7, 約翰二書 1:8, 約翰二書 1:9, 約翰二書 1:10–11, 約翰二書 1:12, 約翰二書 1:13</w:t>
       </w:r>
       <w:r>
         <w:rPr>

--- a/zht/docx/63.content.docx
+++ b/zht/docx/63.content.docx
@@ -150,19 +150,6 @@
           <w:lang w:val="zh_TW" w:bidi="zh_TW"/>
         </w:rPr>
         <w:t>2JN</w:t>
-      </w:r>
-      <w:r>
-        <w:rPr>
-          <w:lang w:val="zh_TW" w:bidi="zh_TW"/>
-        </w:rPr>
-      </w:r>
-    </w:p>
-    <w:p>
-      <w:pPr/>
-      <w:r>
-        <w:rPr>
-          <w:lang w:val="zh_TW" w:bidi="zh_TW"/>
-        </w:rPr>
       </w:r>
       <w:r>
         <w:rPr>

--- a/zht/docx/63.content.docx
+++ b/zht/docx/63.content.docx
@@ -19,7 +19,7 @@
         <w:rPr>
           <w:lang w:val="zh_TW" w:bidi="zh_TW"/>
         </w:rPr>
-        <w:t>Resource: 研讀筆記 (Tyndale)</w:t>
+        <w:t>Resource: Tyndale Open Study Notes</w:t>
       </w:r>
       <w:r>
         <w:rPr>
@@ -112,7 +112,7 @@
         <w:rPr>
           <w:lang w:val="zh_TW" w:bidi="zh_TW"/>
         </w:rPr>
-        <w:t>研讀筆記 (Tyndale)</w:t>
+        <w:t>Tyndale Open Study Notes</w:t>
       </w:r>
     </w:p>
     <w:p>

--- a/zht/docx/63.content.docx
+++ b/zht/docx/63.content.docx
@@ -19,7 +19,7 @@
         <w:rPr>
           <w:lang w:val="zh_TW" w:bidi="zh_TW"/>
         </w:rPr>
-        <w:t>Resource: Tyndale Open Study Notes</w:t>
+        <w:t>Resource: Aquifer Open Study Notes</w:t>
       </w:r>
       <w:r>
         <w:rPr>
@@ -112,7 +112,7 @@
         <w:rPr>
           <w:lang w:val="zh_TW" w:bidi="zh_TW"/>
         </w:rPr>
-        <w:t>Tyndale Open Study Notes</w:t>
+        <w:t>Aquifer Open Study Notes</w:t>
       </w:r>
     </w:p>
     <w:p>

--- a/zht/docx/63.content.docx
+++ b/zht/docx/63.content.docx
@@ -281,18 +281,12 @@
         </w:rPr>
         <w:t>寫信給蒙揀選的太太（希臘文kuria）和她的兒女：kuria可能是某個人的名字；但它更有可能是指某個特定的地方教會及其信徒（參</w:t>
       </w:r>
-      <w:hyperlink r:id="rId13">
-        <w:r>
-          <w:rPr>
-            <w:lang w:val="zh_TW" w:bidi="zh_TW"/>
-          </w:rPr>
-          <w:rPr>
-            <w:color w:val="0000EE"/>
-            <w:u w:val="single"/>
-          </w:rPr>
-          <w:t>1:13</w:t>
-        </w:r>
-      </w:hyperlink>
+      <w:r>
+        <w:rPr>
+          <w:lang w:val="zh_TW" w:bidi="zh_TW"/>
+        </w:rPr>
+        <w:t>1:13</w:t>
+      </w:r>
       <w:r>
         <w:rPr>
           <w:lang w:val="zh_TW" w:bidi="zh_TW"/>
@@ -317,54 +311,36 @@
         </w:rPr>
         <w:t>就是我誠心所愛的：這可能是指「真正的愛」（見</w:t>
       </w:r>
-      <w:hyperlink r:id="rId14">
-        <w:r>
-          <w:rPr>
-            <w:lang w:val="zh_TW" w:bidi="zh_TW"/>
-          </w:rPr>
-          <w:rPr>
-            <w:color w:val="0000EE"/>
-            <w:u w:val="single"/>
-          </w:rPr>
-          <w:t>1:5–6</w:t>
-        </w:r>
-      </w:hyperlink>
+      <w:r>
+        <w:rPr>
+          <w:lang w:val="zh_TW" w:bidi="zh_TW"/>
+        </w:rPr>
+        <w:t>1:5–6</w:t>
+      </w:r>
       <w:r>
         <w:rPr>
           <w:lang w:val="zh_TW" w:bidi="zh_TW"/>
         </w:rPr>
         <w:t>），或更有可能是指那些同樣承認關於基督真理之人彼此的愛，以與假教師的謊言作出對比（</w:t>
       </w:r>
-      <w:hyperlink r:id="rId15">
-        <w:r>
-          <w:rPr>
-            <w:lang w:val="zh_TW" w:bidi="zh_TW"/>
-          </w:rPr>
-          <w:rPr>
-            <w:color w:val="0000EE"/>
-            <w:u w:val="single"/>
-          </w:rPr>
-          <w:t>1:7</w:t>
-        </w:r>
-      </w:hyperlink>
+      <w:r>
+        <w:rPr>
+          <w:lang w:val="zh_TW" w:bidi="zh_TW"/>
+        </w:rPr>
+        <w:t>1:7</w:t>
+      </w:r>
       <w:r>
         <w:rPr>
           <w:lang w:val="zh_TW" w:bidi="zh_TW"/>
         </w:rPr>
         <w:t>；見</w:t>
       </w:r>
-      <w:hyperlink r:id="rId16">
-        <w:r>
-          <w:rPr>
-            <w:lang w:val="zh_TW" w:bidi="zh_TW"/>
-          </w:rPr>
-          <w:rPr>
-            <w:color w:val="0000EE"/>
-            <w:u w:val="single"/>
-          </w:rPr>
-          <w:t>約一2:21–23</w:t>
-        </w:r>
-      </w:hyperlink>
+      <w:r>
+        <w:rPr>
+          <w:lang w:val="zh_TW" w:bidi="zh_TW"/>
+        </w:rPr>
+        <w:t>約一2:21–23</w:t>
+      </w:r>
       <w:r>
         <w:rPr>
           <w:lang w:val="zh_TW" w:bidi="zh_TW"/>
@@ -441,18 +417,12 @@
         </w:rPr>
         <w:t>約翰在這段簡短的介紹中提到四次真理，並在</w:t>
       </w:r>
-      <w:hyperlink r:id="rId17">
-        <w:r>
-          <w:rPr>
-            <w:lang w:val="zh_TW" w:bidi="zh_TW"/>
-          </w:rPr>
-          <w:rPr>
-            <w:color w:val="0000EE"/>
-            <w:u w:val="single"/>
-          </w:rPr>
-          <w:t>一章4節</w:t>
-        </w:r>
-      </w:hyperlink>
+      <w:r>
+        <w:rPr>
+          <w:lang w:val="zh_TW" w:bidi="zh_TW"/>
+        </w:rPr>
+        <w:t>一章4節</w:t>
+      </w:r>
       <w:r>
         <w:rPr>
           <w:lang w:val="zh_TW" w:bidi="zh_TW"/>
@@ -507,18 +477,12 @@
         </w:rPr>
         <w:t>基督徒的愛植根於認識真理。存在我們裏面的真理不只是事實或教義；它是神的同在（見</w:t>
       </w:r>
-      <w:hyperlink r:id="rId18">
-        <w:r>
-          <w:rPr>
-            <w:lang w:val="zh_TW" w:bidi="zh_TW"/>
-          </w:rPr>
-          <w:rPr>
-            <w:color w:val="0000EE"/>
-            <w:u w:val="single"/>
-          </w:rPr>
-          <w:t>約14:15–17</w:t>
-        </w:r>
-      </w:hyperlink>
+      <w:r>
+        <w:rPr>
+          <w:lang w:val="zh_TW" w:bidi="zh_TW"/>
+        </w:rPr>
+        <w:t>約14:15–17</w:t>
+      </w:r>
       <w:r>
         <w:rPr>
           <w:lang w:val="zh_TW" w:bidi="zh_TW"/>
@@ -621,54 +585,36 @@
         </w:rPr>
         <w:t>約翰現在將他在引言中提到的真理和愛心（</w:t>
       </w:r>
-      <w:hyperlink r:id="rId19">
-        <w:r>
-          <w:rPr>
-            <w:lang w:val="zh_TW" w:bidi="zh_TW"/>
-          </w:rPr>
-          <w:rPr>
-            <w:color w:val="0000EE"/>
-            <w:u w:val="single"/>
-          </w:rPr>
-          <w:t>1:1–3</w:t>
-        </w:r>
-      </w:hyperlink>
+      <w:r>
+        <w:rPr>
+          <w:lang w:val="zh_TW" w:bidi="zh_TW"/>
+        </w:rPr>
+        <w:t>1:1–3</w:t>
+      </w:r>
       <w:r>
         <w:rPr>
           <w:lang w:val="zh_TW" w:bidi="zh_TW"/>
         </w:rPr>
         <w:t>）應用在讀者的處境中。活在真理和愛心中意味著要與真基督徒相交（</w:t>
       </w:r>
-      <w:hyperlink r:id="rId20">
-        <w:r>
-          <w:rPr>
-            <w:lang w:val="zh_TW" w:bidi="zh_TW"/>
-          </w:rPr>
-          <w:rPr>
-            <w:color w:val="0000EE"/>
-            <w:u w:val="single"/>
-          </w:rPr>
-          <w:t>1:4–6</w:t>
-        </w:r>
-      </w:hyperlink>
+      <w:r>
+        <w:rPr>
+          <w:lang w:val="zh_TW" w:bidi="zh_TW"/>
+        </w:rPr>
+        <w:t>1:4–6</w:t>
+      </w:r>
       <w:r>
         <w:rPr>
           <w:lang w:val="zh_TW" w:bidi="zh_TW"/>
         </w:rPr>
         <w:t>），但同時也要分辨假教師，不要聽從或幫助他們（</w:t>
       </w:r>
-      <w:hyperlink r:id="rId21">
-        <w:r>
-          <w:rPr>
-            <w:lang w:val="zh_TW" w:bidi="zh_TW"/>
-          </w:rPr>
-          <w:rPr>
-            <w:color w:val="0000EE"/>
-            <w:u w:val="single"/>
-          </w:rPr>
-          <w:t>1:7–11</w:t>
-        </w:r>
-      </w:hyperlink>
+      <w:r>
+        <w:rPr>
+          <w:lang w:val="zh_TW" w:bidi="zh_TW"/>
+        </w:rPr>
+        <w:t>1:7–11</w:t>
+      </w:r>
       <w:r>
         <w:rPr>
           <w:lang w:val="zh_TW" w:bidi="zh_TW"/>
@@ -800,18 +746,12 @@
         </w:rPr>
         <w:t>因為世上有許多迷惑人的出來：幻影說主義者否認耶穌基督是以真實的身體臨到。約翰在他的第一封信中駁斥了這種異端（見</w:t>
       </w:r>
-      <w:hyperlink r:id="rId22">
-        <w:r>
-          <w:rPr>
-            <w:lang w:val="zh_TW" w:bidi="zh_TW"/>
-          </w:rPr>
-          <w:rPr>
-            <w:color w:val="0000EE"/>
-            <w:u w:val="single"/>
-          </w:rPr>
-          <w:t>約一4:2–3</w:t>
-        </w:r>
-      </w:hyperlink>
+      <w:r>
+        <w:rPr>
+          <w:lang w:val="zh_TW" w:bidi="zh_TW"/>
+        </w:rPr>
+        <w:t>約一4:2–3</w:t>
+      </w:r>
       <w:r>
         <w:rPr>
           <w:lang w:val="zh_TW" w:bidi="zh_TW"/>
@@ -896,18 +836,12 @@
         </w:rPr>
         <w:t>（</w:t>
       </w:r>
-      <w:hyperlink r:id="rId23">
-        <w:r>
-          <w:rPr>
-            <w:lang w:val="zh_TW" w:bidi="zh_TW"/>
-          </w:rPr>
-          <w:rPr>
-            <w:color w:val="0000EE"/>
-            <w:u w:val="single"/>
-          </w:rPr>
-          <w:t>1:9</w:t>
-        </w:r>
-      </w:hyperlink>
+      <w:r>
+        <w:rPr>
+          <w:lang w:val="zh_TW" w:bidi="zh_TW"/>
+        </w:rPr>
+        <w:t>1:9</w:t>
+      </w:r>
       <w:r>
         <w:rPr>
           <w:lang w:val="zh_TW" w:bidi="zh_TW"/>
@@ -1036,126 +970,84 @@
         </w:rPr>
         <w:t>信徒不應該接待那些不教導基督真理的人進入他們的家中。初代教會是在家中聚會的（見</w:t>
       </w:r>
-      <w:hyperlink r:id="rId24">
-        <w:r>
-          <w:rPr>
-            <w:lang w:val="zh_TW" w:bidi="zh_TW"/>
-          </w:rPr>
-          <w:rPr>
-            <w:color w:val="0000EE"/>
-            <w:u w:val="single"/>
-          </w:rPr>
-          <w:t>徒2:46</w:t>
-        </w:r>
-      </w:hyperlink>
+      <w:r>
+        <w:rPr>
+          <w:lang w:val="zh_TW" w:bidi="zh_TW"/>
+        </w:rPr>
+        <w:t>徒2:46</w:t>
+      </w:r>
       <w:r>
         <w:rPr>
           <w:lang w:val="zh_TW" w:bidi="zh_TW"/>
         </w:rPr>
         <w:t>，</w:t>
       </w:r>
-      <w:hyperlink r:id="rId25">
-        <w:r>
-          <w:rPr>
-            <w:lang w:val="zh_TW" w:bidi="zh_TW"/>
-          </w:rPr>
-          <w:rPr>
-            <w:color w:val="0000EE"/>
-            <w:u w:val="single"/>
-          </w:rPr>
-          <w:t>5:42</w:t>
-        </w:r>
-      </w:hyperlink>
+      <w:r>
+        <w:rPr>
+          <w:lang w:val="zh_TW" w:bidi="zh_TW"/>
+        </w:rPr>
+        <w:t>5:42</w:t>
+      </w:r>
       <w:r>
         <w:rPr>
           <w:lang w:val="zh_TW" w:bidi="zh_TW"/>
         </w:rPr>
         <w:t>，</w:t>
       </w:r>
-      <w:hyperlink r:id="rId26">
-        <w:r>
-          <w:rPr>
-            <w:lang w:val="zh_TW" w:bidi="zh_TW"/>
-          </w:rPr>
-          <w:rPr>
-            <w:color w:val="0000EE"/>
-            <w:u w:val="single"/>
-          </w:rPr>
-          <w:t>8:3</w:t>
-        </w:r>
-      </w:hyperlink>
+      <w:r>
+        <w:rPr>
+          <w:lang w:val="zh_TW" w:bidi="zh_TW"/>
+        </w:rPr>
+        <w:t>8:3</w:t>
+      </w:r>
       <w:r>
         <w:rPr>
           <w:lang w:val="zh_TW" w:bidi="zh_TW"/>
         </w:rPr>
         <w:t>，</w:t>
       </w:r>
-      <w:hyperlink r:id="rId27">
-        <w:r>
-          <w:rPr>
-            <w:lang w:val="zh_TW" w:bidi="zh_TW"/>
-          </w:rPr>
-          <w:rPr>
-            <w:color w:val="0000EE"/>
-            <w:u w:val="single"/>
-          </w:rPr>
-          <w:t>12:5</w:t>
-        </w:r>
-      </w:hyperlink>
+      <w:r>
+        <w:rPr>
+          <w:lang w:val="zh_TW" w:bidi="zh_TW"/>
+        </w:rPr>
+        <w:t>12:5</w:t>
+      </w:r>
       <w:r>
         <w:rPr>
           <w:lang w:val="zh_TW" w:bidi="zh_TW"/>
         </w:rPr>
         <w:t>、</w:t>
       </w:r>
-      <w:hyperlink r:id="rId28">
-        <w:r>
-          <w:rPr>
-            <w:lang w:val="zh_TW" w:bidi="zh_TW"/>
-          </w:rPr>
-          <w:rPr>
-            <w:color w:val="0000EE"/>
-            <w:u w:val="single"/>
-          </w:rPr>
-          <w:t>12</w:t>
-        </w:r>
-      </w:hyperlink>
+      <w:r>
+        <w:rPr>
+          <w:lang w:val="zh_TW" w:bidi="zh_TW"/>
+        </w:rPr>
+        <w:t>12</w:t>
+      </w:r>
       <w:r>
         <w:rPr>
           <w:lang w:val="zh_TW" w:bidi="zh_TW"/>
         </w:rPr>
         <w:t>；</w:t>
       </w:r>
-      <w:hyperlink r:id="rId29">
-        <w:r>
-          <w:rPr>
-            <w:lang w:val="zh_TW" w:bidi="zh_TW"/>
-          </w:rPr>
-          <w:rPr>
-            <w:color w:val="0000EE"/>
-            <w:u w:val="single"/>
-          </w:rPr>
-          <w:t>西4:15</w:t>
-        </w:r>
-      </w:hyperlink>
+      <w:r>
+        <w:rPr>
+          <w:lang w:val="zh_TW" w:bidi="zh_TW"/>
+        </w:rPr>
+        <w:t>西4:15</w:t>
+      </w:r>
       <w:r>
         <w:rPr>
           <w:lang w:val="zh_TW" w:bidi="zh_TW"/>
         </w:rPr>
         <w:t>；</w:t>
       </w:r>
-      <w:hyperlink r:id="rId30">
-        <w:r>
-          <w:rPr>
-            <w:lang w:val="zh_TW" w:bidi="zh_TW"/>
-          </w:rPr>
-          <w:rPr>
-            <w:color w:val="0000EE"/>
-            <w:u w:val="single"/>
-          </w:rPr>
-          <w:t>門1:2</w:t>
-        </w:r>
-      </w:hyperlink>
+      <w:r>
+        <w:rPr>
+          <w:lang w:val="zh_TW" w:bidi="zh_TW"/>
+        </w:rPr>
+        <w:t>門1:2</w:t>
+      </w:r>
       <w:r>
         <w:rPr>
           <w:lang w:val="zh_TW" w:bidi="zh_TW"/>
@@ -1239,18 +1131,12 @@
         </w:rPr>
         <w:t>另見</w:t>
       </w:r>
-      <w:hyperlink r:id="rId31">
-        <w:r>
-          <w:rPr>
-            <w:lang w:val="zh_TW" w:bidi="zh_TW"/>
-          </w:rPr>
-          <w:rPr>
-            <w:color w:val="0000EE"/>
-            <w:u w:val="single"/>
-          </w:rPr>
-          <w:t>約三1:14</w:t>
-        </w:r>
-      </w:hyperlink>
+      <w:r>
+        <w:rPr>
+          <w:lang w:val="zh_TW" w:bidi="zh_TW"/>
+        </w:rPr>
+        <w:t>約三1:14</w:t>
+      </w:r>
       <w:r>
         <w:rPr>
           <w:lang w:val="zh_TW" w:bidi="zh_TW"/>
@@ -1323,18 +1209,12 @@
         </w:rPr>
         <w:t>你那蒙揀選之姊妹的兒女：這指的可能是以弗所的教會及成員，而約翰正待在他們那裡（見</w:t>
       </w:r>
-      <w:hyperlink r:id="rId32">
-        <w:r>
-          <w:rPr>
-            <w:lang w:val="zh_TW" w:bidi="zh_TW"/>
-          </w:rPr>
-          <w:rPr>
-            <w:color w:val="0000EE"/>
-            <w:u w:val="single"/>
-          </w:rPr>
-          <w:t>1:1</w:t>
-        </w:r>
-      </w:hyperlink>
+      <w:r>
+        <w:rPr>
+          <w:lang w:val="zh_TW" w:bidi="zh_TW"/>
+        </w:rPr>
+        <w:t>1:1</w:t>
+      </w:r>
       <w:r>
         <w:rPr>
           <w:lang w:val="zh_TW" w:bidi="zh_TW"/>
